--- a/static/templates/word/zh/检证计划・结果书.docx
+++ b/static/templates/word/zh/检证计划・结果书.docx
@@ -3665,17 +3665,7 @@
                 <w:sz w:val="16"/>
                 <w:lang w:val="en-US" w:eastAsia="zh-CN"/>
               </w:rPr>
-              <w:t xml:space="preserve"> {{test_</w:t>
-            </w:r>
-            <w:bookmarkStart w:id="0" w:name="_GoBack"/>
-            <w:bookmarkEnd w:id="0"/>
-            <w:r>
-              <w:rPr>
-                <w:rFonts w:hint="eastAsia" w:ascii="微软雅黑" w:hAnsi="微软雅黑" w:eastAsia="微软雅黑" w:cs="微软雅黑"/>
-                <w:sz w:val="16"/>
-                <w:lang w:val="en-US" w:eastAsia="zh-CN"/>
-              </w:rPr>
-              <w:t>voltage}}</w:t>
+              <w:t xml:space="preserve"> {{test_voltage}}</w:t>
             </w:r>
           </w:p>
           <w:p>
@@ -6354,6 +6344,8 @@
               </w:rPr>
               <w:t>{{test_name}}</w:t>
             </w:r>
+            <w:bookmarkStart w:id="0" w:name="_GoBack"/>
+            <w:bookmarkEnd w:id="0"/>
           </w:p>
         </w:tc>
         <w:tc>
@@ -6366,9 +6358,62 @@
             <w:pPr>
               <w:spacing w:line="120" w:lineRule="atLeast"/>
               <w:rPr>
-                <w:rFonts w:ascii="Times New Roman" w:hAnsi="Times New Roman" w:eastAsia="MS Gothic"/>
-              </w:rPr>
-            </w:pPr>
+                <w:rFonts w:hint="default" w:ascii="Times New Roman" w:hAnsi="Times New Roman" w:eastAsia="微软雅黑"/>
+                <w:lang w:val="en-US" w:eastAsia="zh-CN"/>
+              </w:rPr>
+            </w:pPr>
+            <w:r>
+              <w:rPr>
+                <w:rFonts w:hint="eastAsia" w:ascii="Times New Roman" w:hAnsi="Times New Roman" w:eastAsia="MS Gothic"/>
+                <w:lang w:val="en-US" w:eastAsia="zh-CN"/>
+              </w:rPr>
+              <w:t>{{</w:t>
+            </w:r>
+            <w:r>
+              <w:rPr>
+                <w:rFonts w:hint="eastAsia" w:ascii="微软雅黑" w:hAnsi="微软雅黑" w:eastAsia="微软雅黑"/>
+                <w:sz w:val="18"/>
+              </w:rPr>
+              <w:t>requirements</w:t>
+            </w:r>
+            <w:r>
+              <w:rPr>
+                <w:rFonts w:hint="eastAsia" w:ascii="微软雅黑" w:hAnsi="微软雅黑" w:eastAsia="微软雅黑"/>
+                <w:sz w:val="18"/>
+                <w:lang w:val="en-US" w:eastAsia="zh-CN"/>
+              </w:rPr>
+              <w:t>_</w:t>
+            </w:r>
+            <w:r>
+              <w:rPr>
+                <w:rFonts w:ascii="微软雅黑" w:hAnsi="微软雅黑" w:eastAsia="微软雅黑"/>
+                <w:sz w:val="18"/>
+              </w:rPr>
+              <w:t>and</w:t>
+            </w:r>
+            <w:r>
+              <w:rPr>
+                <w:rFonts w:hint="eastAsia" w:ascii="微软雅黑" w:hAnsi="微软雅黑" w:eastAsia="微软雅黑"/>
+                <w:sz w:val="18"/>
+                <w:lang w:val="en-US" w:eastAsia="zh-CN"/>
+              </w:rPr>
+              <w:t>_</w:t>
+            </w:r>
+            <w:r>
+              <w:rPr>
+                <w:rFonts w:ascii="微软雅黑" w:hAnsi="微软雅黑" w:eastAsia="微软雅黑"/>
+                <w:sz w:val="18"/>
+              </w:rPr>
+              <w:t>standards</w:t>
+            </w:r>
+            <w:r>
+              <w:rPr>
+                <w:rFonts w:hint="eastAsia" w:ascii="微软雅黑" w:hAnsi="微软雅黑" w:eastAsia="微软雅黑"/>
+                <w:sz w:val="18"/>
+                <w:lang w:val="en-US" w:eastAsia="zh-CN"/>
+              </w:rPr>
+              <w:t>}}</w:t>
+            </w:r>
           </w:p>
         </w:tc>
         <w:tc>
@@ -8710,10 +8755,6 @@
 </file>
 
 <file path=customXml/item2.xml><?xml version="1.0" encoding="utf-8"?>
-<b:Sources xmlns="http://schemas.openxmlformats.org/officeDocument/2006/bibliography" xmlns:b="http://schemas.openxmlformats.org/officeDocument/2006/bibliography" SelectedStyle="\APA.XSL" StyleName="APA"/>
-</file>
-
-<file path=customXml/item3.xml><?xml version="1.0" encoding="utf-8"?>
 <ct:contentTypeSchema xmlns:ma="http://schemas.microsoft.com/office/2006/metadata/properties/metaAttributes" xmlns:ct="http://schemas.microsoft.com/office/2006/metadata/contentType" ct:_="" ma:contentTypeName="文档" ma:versionID="987b3d5e507bc59acb5fb2935dcc3aba" ma:contentTypeVersion="2" ma:contentTypeDescription="新建文档。" ma:contentTypeScope="" ma:contentTypeID="0x0101003FE9DE9FA3A34543BED31C7C7188A97A" ma:_="">
   <xsd:schema xmlns:xs="http://www.w3.org/2001/XMLSchema" xmlns:p="http://schemas.microsoft.com/office/2006/metadata/properties" xmlns:xsd="http://www.w3.org/2001/XMLSchema" xmlns:ns2="ccd5bba6-7eab-4e54-9c55-e9c9dd569e4b" targetNamespace="http://schemas.microsoft.com/office/2006/metadata/properties" ma:fieldsID="7871e6a52e300fdac81f3511b0e3adf7" ns2:_="" ma:root="true">
     <xsd:import namespace="ccd5bba6-7eab-4e54-9c55-e9c9dd569e4b"/>
@@ -8861,19 +8902,23 @@
 </ct:contentTypeSchema>
 </file>
 
+<file path=customXml/item3.xml><?xml version="1.0" encoding="utf-8"?>
+<b:Sources xmlns="http://schemas.openxmlformats.org/officeDocument/2006/bibliography" xmlns:b="http://schemas.openxmlformats.org/officeDocument/2006/bibliography" SelectedStyle="\APA.XSL" StyleName="APA"/>
+</file>
+
 <file path=customXml/item4.xml><?xml version="1.0" encoding="utf-8"?>
+<p:properties xmlns:xsi="http://www.w3.org/2001/XMLSchema-instance" xmlns:p="http://schemas.microsoft.com/office/2006/metadata/properties" xmlns:pc="http://schemas.microsoft.com/office/infopath/2007/PartnerControls">
+  <documentManagement/>
+</p:properties>
+</file>
+
+<file path=customXml/item5.xml><?xml version="1.0" encoding="utf-8"?>
 <?mso-contentType ?>
 <FormTemplates xmlns="http://schemas.microsoft.com/sharepoint/v3/contenttype/forms">
   <Display>DocumentLibraryForm</Display>
   <Edit>DocumentLibraryForm</Edit>
   <New>DocumentLibraryForm</New>
 </FormTemplates>
-</file>
-
-<file path=customXml/item5.xml><?xml version="1.0" encoding="utf-8"?>
-<p:properties xmlns:xsi="http://www.w3.org/2001/XMLSchema-instance" xmlns:p="http://schemas.microsoft.com/office/2006/metadata/properties" xmlns:pc="http://schemas.microsoft.com/office/infopath/2007/PartnerControls">
-  <documentManagement/>
-</p:properties>
 </file>
 
 <file path=customXml/itemProps1.xml><?xml version="1.0" encoding="utf-8"?>
@@ -8885,25 +8930,25 @@
 </file>
 
 <file path=customXml/itemProps2.xml><?xml version="1.0" encoding="utf-8"?>
+<ds:datastoreItem xmlns:ds="http://schemas.openxmlformats.org/officeDocument/2006/customXml" ds:itemID="{156A9426-02F9-4EE4-9D07-DA63AA245755}">
+  <ds:schemaRefs/>
+</ds:datastoreItem>
+</file>
+
+<file path=customXml/itemProps3.xml><?xml version="1.0" encoding="utf-8"?>
 <ds:datastoreItem xmlns:ds="http://schemas.openxmlformats.org/officeDocument/2006/customXml" ds:itemID="{48136F37-F2E7-462D-8AA1-4602E0629ECC}">
   <ds:schemaRefs/>
 </ds:datastoreItem>
 </file>
 
-<file path=customXml/itemProps3.xml><?xml version="1.0" encoding="utf-8"?>
-<ds:datastoreItem xmlns:ds="http://schemas.openxmlformats.org/officeDocument/2006/customXml" ds:itemID="{156A9426-02F9-4EE4-9D07-DA63AA245755}">
-  <ds:schemaRefs/>
-</ds:datastoreItem>
-</file>
-
 <file path=customXml/itemProps4.xml><?xml version="1.0" encoding="utf-8"?>
-<ds:datastoreItem xmlns:ds="http://schemas.openxmlformats.org/officeDocument/2006/customXml" ds:itemID="{D5A82086-07B3-4E7A-BA1F-D671FA6E7153}">
+<ds:datastoreItem xmlns:ds="http://schemas.openxmlformats.org/officeDocument/2006/customXml" ds:itemID="{8CB8B46B-7E2A-4A71-8166-E27EAC637BBA}">
   <ds:schemaRefs/>
 </ds:datastoreItem>
 </file>
 
 <file path=customXml/itemProps5.xml><?xml version="1.0" encoding="utf-8"?>
-<ds:datastoreItem xmlns:ds="http://schemas.openxmlformats.org/officeDocument/2006/customXml" ds:itemID="{8CB8B46B-7E2A-4A71-8166-E27EAC637BBA}">
+<ds:datastoreItem xmlns:ds="http://schemas.openxmlformats.org/officeDocument/2006/customXml" ds:itemID="{D5A82086-07B3-4E7A-BA1F-D671FA6E7153}">
   <ds:schemaRefs/>
 </ds:datastoreItem>
 </file>
--- a/static/templates/word/zh/检证计划・结果书.docx
+++ b/static/templates/word/zh/检证计划・结果书.docx
@@ -5678,15 +5678,15 @@
         </w:tblCellMar>
       </w:tblPr>
       <w:tblGrid>
-        <w:gridCol w:w="460"/>
-        <w:gridCol w:w="525"/>
-        <w:gridCol w:w="2900"/>
-        <w:gridCol w:w="3255"/>
-        <w:gridCol w:w="840"/>
-        <w:gridCol w:w="2415"/>
-        <w:gridCol w:w="840"/>
-        <w:gridCol w:w="1680"/>
-        <w:gridCol w:w="2730"/>
+        <w:gridCol w:w="437"/>
+        <w:gridCol w:w="1507"/>
+        <w:gridCol w:w="2694"/>
+        <w:gridCol w:w="3208"/>
+        <w:gridCol w:w="772"/>
+        <w:gridCol w:w="2211"/>
+        <w:gridCol w:w="772"/>
+        <w:gridCol w:w="1570"/>
+        <w:gridCol w:w="2496"/>
       </w:tblGrid>
       <w:tr>
         <w:trPr>
@@ -6318,8 +6318,20 @@
           </w:tcPr>
           <w:p>
             <w:pPr>
-              <w:jc w:val="center"/>
-            </w:pPr>
+              <w:spacing w:line="120" w:lineRule="atLeast"/>
+              <w:jc w:val="left"/>
+              <w:rPr>
+                <w:rFonts w:hint="default" w:eastAsia="宋体"/>
+                <w:lang w:val="en-US" w:eastAsia="zh-CN"/>
+              </w:rPr>
+            </w:pPr>
+            <w:r>
+              <w:rPr>
+                <w:rFonts w:hint="eastAsia" w:ascii="Times New Roman" w:hAnsi="Times New Roman" w:eastAsia="MS Gothic"/>
+                <w:lang w:val="en-US" w:eastAsia="zh-CN"/>
+              </w:rPr>
+              <w:t>{{test_numbers}}</w:t>
+            </w:r>
           </w:p>
         </w:tc>
         <w:tc>
@@ -6342,10 +6354,17 @@
                 <w:rFonts w:hint="eastAsia" w:ascii="Times New Roman" w:hAnsi="Times New Roman" w:eastAsia="MS Gothic"/>
                 <w:lang w:val="en-US" w:eastAsia="zh-CN"/>
               </w:rPr>
-              <w:t>{{test_name}}</w:t>
+              <w:t>{{test_names</w:t>
             </w:r>
             <w:bookmarkStart w:id="0" w:name="_GoBack"/>
             <w:bookmarkEnd w:id="0"/>
+            <w:r>
+              <w:rPr>
+                <w:rFonts w:hint="eastAsia" w:ascii="Times New Roman" w:hAnsi="Times New Roman" w:eastAsia="MS Gothic"/>
+                <w:lang w:val="en-US" w:eastAsia="zh-CN"/>
+              </w:rPr>
+              <w:t>}}</w:t>
+            </w:r>
           </w:p>
         </w:tc>
         <w:tc>
@@ -8755,8 +8774,8 @@
 </file>
 
 <file path=customXml/item2.xml><?xml version="1.0" encoding="utf-8"?>
-<ct:contentTypeSchema xmlns:ma="http://schemas.microsoft.com/office/2006/metadata/properties/metaAttributes" xmlns:ct="http://schemas.microsoft.com/office/2006/metadata/contentType" ct:_="" ma:contentTypeName="文档" ma:versionID="987b3d5e507bc59acb5fb2935dcc3aba" ma:contentTypeVersion="2" ma:contentTypeDescription="新建文档。" ma:contentTypeScope="" ma:contentTypeID="0x0101003FE9DE9FA3A34543BED31C7C7188A97A" ma:_="">
-  <xsd:schema xmlns:xs="http://www.w3.org/2001/XMLSchema" xmlns:p="http://schemas.microsoft.com/office/2006/metadata/properties" xmlns:xsd="http://www.w3.org/2001/XMLSchema" xmlns:ns2="ccd5bba6-7eab-4e54-9c55-e9c9dd569e4b" targetNamespace="http://schemas.microsoft.com/office/2006/metadata/properties" ma:fieldsID="7871e6a52e300fdac81f3511b0e3adf7" ns2:_="" ma:root="true">
+<ct:contentTypeSchema xmlns:ct="http://schemas.microsoft.com/office/2006/metadata/contentType" xmlns:ma="http://schemas.microsoft.com/office/2006/metadata/properties/metaAttributes" ct:_="" ma:versionID="987b3d5e507bc59acb5fb2935dcc3aba" ma:contentTypeDescription="新建文档。" ma:contentTypeName="文档" ma:contentTypeVersion="2" ma:_="" ma:contentTypeID="0x0101003FE9DE9FA3A34543BED31C7C7188A97A" ma:contentTypeScope="">
+  <xsd:schema xmlns:p="http://schemas.microsoft.com/office/2006/metadata/properties" xmlns:xsd="http://www.w3.org/2001/XMLSchema" xmlns:ns2="ccd5bba6-7eab-4e54-9c55-e9c9dd569e4b" xmlns:xs="http://www.w3.org/2001/XMLSchema" ns2:_="" ma:root="true" targetNamespace="http://schemas.microsoft.com/office/2006/metadata/properties" ma:fieldsID="7871e6a52e300fdac81f3511b0e3adf7">
     <xsd:import namespace="ccd5bba6-7eab-4e54-9c55-e9c9dd569e4b"/>
     <xsd:element name="properties">
       <xsd:complexType>
@@ -8764,8 +8783,8 @@
           <xsd:element name="documentManagement">
             <xsd:complexType>
               <xsd:all>
-                <xsd:element ref="ns2:SharedWithUsers" minOccurs="0"/>
-                <xsd:element ref="ns2:SharedWithDetails" minOccurs="0"/>
+                <xsd:element minOccurs="0" ref="ns2:SharedWithUsers"/>
+                <xsd:element minOccurs="0" ref="ns2:SharedWithDetails"/>
               </xsd:all>
             </xsd:complexType>
           </xsd:element>
@@ -8773,10 +8792,10 @@
       </xsd:complexType>
     </xsd:element>
   </xsd:schema>
-  <xsd:schema xmlns:xs="http://www.w3.org/2001/XMLSchema" xmlns:dms="http://schemas.microsoft.com/office/2006/documentManagement/types" xmlns:xsd="http://www.w3.org/2001/XMLSchema" xmlns:pc="http://schemas.microsoft.com/office/infopath/2007/PartnerControls" targetNamespace="ccd5bba6-7eab-4e54-9c55-e9c9dd569e4b" elementFormDefault="qualified">
+  <xsd:schema xmlns:dms="http://schemas.microsoft.com/office/2006/documentManagement/types" xmlns:xsd="http://www.w3.org/2001/XMLSchema" xmlns:pc="http://schemas.microsoft.com/office/infopath/2007/PartnerControls" xmlns:xs="http://www.w3.org/2001/XMLSchema" elementFormDefault="qualified" targetNamespace="ccd5bba6-7eab-4e54-9c55-e9c9dd569e4b">
     <xsd:import namespace="http://schemas.microsoft.com/office/2006/documentManagement/types"/>
     <xsd:import namespace="http://schemas.microsoft.com/office/infopath/2007/PartnerControls"/>
-    <xsd:element name="SharedWithUsers" nillable="true" ma:readOnly="true" ma:internalName="SharedWithUsers" ma:index="8" ma:displayName="共享对象:">
+    <xsd:element nillable="true" ma:readOnly="true" name="SharedWithUsers" ma:internalName="SharedWithUsers" ma:index="8" ma:displayName="共享对象:">
       <xsd:complexType>
         <xsd:complexContent>
           <xsd:extension base="dms:UserMulti">
@@ -8784,9 +8803,9 @@
               <xsd:element name="UserInfo" minOccurs="0" maxOccurs="unbounded">
                 <xsd:complexType>
                   <xsd:sequence>
-                    <xsd:element type="xsd:string" name="DisplayName" minOccurs="0"/>
-                    <xsd:element type="dms:UserId" name="AccountId" minOccurs="0" nillable="true"/>
-                    <xsd:element type="xsd:string" name="AccountType" minOccurs="0"/>
+                    <xsd:element name="DisplayName" minOccurs="0" type="xsd:string"/>
+                    <xsd:element nillable="true" name="AccountId" minOccurs="0" type="dms:UserId"/>
+                    <xsd:element name="AccountType" minOccurs="0" type="xsd:string"/>
                   </xsd:sequence>
                 </xsd:complexType>
               </xsd:element>
@@ -8795,7 +8814,7 @@
         </xsd:complexContent>
       </xsd:complexType>
     </xsd:element>
-    <xsd:element name="SharedWithDetails" nillable="true" ma:readOnly="true" ma:internalName="SharedWithDetails" ma:index="9" ma:displayName="共享对象详细信息">
+    <xsd:element nillable="true" ma:readOnly="true" name="SharedWithDetails" ma:internalName="SharedWithDetails" ma:index="9" ma:displayName="共享对象详细信息">
       <xsd:simpleType>
         <xsd:restriction base="dms:Note">
           <xsd:maxLength value="255"/>
@@ -8803,53 +8822,53 @@
       </xsd:simpleType>
     </xsd:element>
   </xsd:schema>
-  <xsd:schema xmlns:xsi="http://www.w3.org/2001/XMLSchema-instance" xmlns:odoc="http://schemas.microsoft.com/internal/obd" xmlns="http://schemas.openxmlformats.org/package/2006/metadata/core-properties" xmlns:dcterms="http://purl.org/dc/terms/" xmlns:xsd="http://www.w3.org/2001/XMLSchema" xmlns:dc="http://purl.org/dc/elements/1.1/" targetNamespace="http://schemas.openxmlformats.org/package/2006/metadata/core-properties" elementFormDefault="qualified" blockDefault="#all" attributeFormDefault="unqualified">
-    <xsd:import schemaLocation="http://dublincore.org/schemas/xmls/qdc/2003/04/02/dc.xsd" namespace="http://purl.org/dc/elements/1.1/"/>
-    <xsd:import schemaLocation="http://dublincore.org/schemas/xmls/qdc/2003/04/02/dcterms.xsd" namespace="http://purl.org/dc/terms/"/>
-    <xsd:element type="CT_coreProperties" name="coreProperties"/>
+  <xsd:schema xmlns:dc="http://purl.org/dc/elements/1.1/" xmlns:dcterms="http://purl.org/dc/terms/" xmlns:xsd="http://www.w3.org/2001/XMLSchema" xmlns:xsi="http://www.w3.org/2001/XMLSchema-instance" xmlns="http://schemas.openxmlformats.org/package/2006/metadata/core-properties" xmlns:odoc="http://schemas.microsoft.com/internal/obd" elementFormDefault="qualified" attributeFormDefault="unqualified" targetNamespace="http://schemas.openxmlformats.org/package/2006/metadata/core-properties" blockDefault="#all">
+    <xsd:import namespace="http://purl.org/dc/elements/1.1/" schemaLocation="http://dublincore.org/schemas/xmls/qdc/2003/04/02/dc.xsd"/>
+    <xsd:import namespace="http://purl.org/dc/terms/" schemaLocation="http://dublincore.org/schemas/xmls/qdc/2003/04/02/dcterms.xsd"/>
+    <xsd:element name="coreProperties" type="CT_coreProperties"/>
     <xsd:complexType name="CT_coreProperties">
       <xsd:all>
-        <xsd:element ref="dc:creator" minOccurs="0" maxOccurs="1"/>
-        <xsd:element ref="dcterms:created" minOccurs="0" maxOccurs="1"/>
-        <xsd:element ref="dc:identifier" minOccurs="0" maxOccurs="1"/>
-        <xsd:element type="xsd:string" name="contentType" minOccurs="0" maxOccurs="1" ma:index="0" ma:displayName="内容类型"/>
-        <xsd:element ref="dc:title" minOccurs="0" maxOccurs="1" ma:index="4" ma:displayName="标题"/>
-        <xsd:element ref="dc:subject" minOccurs="0" maxOccurs="1"/>
-        <xsd:element ref="dc:description" minOccurs="0" maxOccurs="1"/>
-        <xsd:element type="xsd:string" name="keywords" minOccurs="0" maxOccurs="1"/>
-        <xsd:element ref="dc:language" minOccurs="0" maxOccurs="1"/>
-        <xsd:element type="xsd:string" name="category" minOccurs="0" maxOccurs="1"/>
-        <xsd:element type="xsd:string" name="version" minOccurs="0" maxOccurs="1"/>
-        <xsd:element type="xsd:string" name="revision" minOccurs="0" maxOccurs="1">
+        <xsd:element minOccurs="0" maxOccurs="1" ref="dc:creator"/>
+        <xsd:element minOccurs="0" maxOccurs="1" ref="dcterms:created"/>
+        <xsd:element minOccurs="0" maxOccurs="1" ref="dc:identifier"/>
+        <xsd:element name="contentType" minOccurs="0" maxOccurs="1" ma:index="0" ma:displayName="内容类型" type="xsd:string"/>
+        <xsd:element minOccurs="0" maxOccurs="1" ma:index="4" ref="dc:title" ma:displayName="标题"/>
+        <xsd:element minOccurs="0" maxOccurs="1" ref="dc:subject"/>
+        <xsd:element minOccurs="0" maxOccurs="1" ref="dc:description"/>
+        <xsd:element name="keywords" minOccurs="0" maxOccurs="1" type="xsd:string"/>
+        <xsd:element minOccurs="0" maxOccurs="1" ref="dc:language"/>
+        <xsd:element name="category" minOccurs="0" maxOccurs="1" type="xsd:string"/>
+        <xsd:element name="version" minOccurs="0" maxOccurs="1" type="xsd:string"/>
+        <xsd:element name="revision" minOccurs="0" maxOccurs="1" type="xsd:string">
           <xsd:annotation>
             <xsd:documentation>
                         This value indicates the number of saves or revisions. The application is responsible for updating this value after each revision.
                     </xsd:documentation>
           </xsd:annotation>
         </xsd:element>
-        <xsd:element type="xsd:string" name="lastModifiedBy" minOccurs="0" maxOccurs="1"/>
-        <xsd:element ref="dcterms:modified" minOccurs="0" maxOccurs="1"/>
-        <xsd:element type="xsd:string" name="contentStatus" minOccurs="0" maxOccurs="1"/>
+        <xsd:element name="lastModifiedBy" minOccurs="0" maxOccurs="1" type="xsd:string"/>
+        <xsd:element minOccurs="0" maxOccurs="1" ref="dcterms:modified"/>
+        <xsd:element name="contentStatus" minOccurs="0" maxOccurs="1" type="xsd:string"/>
       </xsd:all>
     </xsd:complexType>
   </xsd:schema>
-  <xs:schema xmlns:xs="http://www.w3.org/2001/XMLSchema" xmlns:pc="http://schemas.microsoft.com/office/infopath/2007/PartnerControls" targetNamespace="http://schemas.microsoft.com/office/infopath/2007/PartnerControls" elementFormDefault="qualified" attributeFormDefault="unqualified">
+  <xs:schema xmlns:pc="http://schemas.microsoft.com/office/infopath/2007/PartnerControls" xmlns:xs="http://www.w3.org/2001/XMLSchema" elementFormDefault="qualified" attributeFormDefault="unqualified" targetNamespace="http://schemas.microsoft.com/office/infopath/2007/PartnerControls">
     <xs:element name="Person">
       <xs:complexType>
         <xs:sequence>
-          <xs:element ref="pc:DisplayName" minOccurs="0"/>
-          <xs:element ref="pc:AccountId" minOccurs="0"/>
-          <xs:element ref="pc:AccountType" minOccurs="0"/>
+          <xs:element minOccurs="0" ref="pc:DisplayName"/>
+          <xs:element minOccurs="0" ref="pc:AccountId"/>
+          <xs:element minOccurs="0" ref="pc:AccountType"/>
         </xs:sequence>
       </xs:complexType>
     </xs:element>
-    <xs:element type="xs:string" name="DisplayName"/>
-    <xs:element type="xs:string" name="AccountId"/>
-    <xs:element type="xs:string" name="AccountType"/>
+    <xs:element name="DisplayName" type="xs:string"/>
+    <xs:element name="AccountId" type="xs:string"/>
+    <xs:element name="AccountType" type="xs:string"/>
     <xs:element name="BDCAssociatedEntity">
       <xs:complexType>
         <xs:sequence>
-          <xs:element ref="pc:BDCEntity" minOccurs="0" maxOccurs="unbounded"/>
+          <xs:element minOccurs="0" maxOccurs="unbounded" ref="pc:BDCEntity"/>
         </xs:sequence>
         <xs:attribute ref="pc:EntityNamespace"/>
         <xs:attribute ref="pc:EntityName"/>
@@ -8857,57 +8876,57 @@
         <xs:attribute ref="pc:AssociationName"/>
       </xs:complexType>
     </xs:element>
-    <xs:attribute type="xs:string" name="EntityNamespace"/>
-    <xs:attribute type="xs:string" name="EntityName"/>
-    <xs:attribute type="xs:string" name="SystemInstanceName"/>
-    <xs:attribute type="xs:string" name="AssociationName"/>
+    <xs:attribute name="EntityNamespace" type="xs:string"/>
+    <xs:attribute name="EntityName" type="xs:string"/>
+    <xs:attribute name="SystemInstanceName" type="xs:string"/>
+    <xs:attribute name="AssociationName" type="xs:string"/>
     <xs:element name="BDCEntity">
       <xs:complexType>
         <xs:sequence>
-          <xs:element ref="pc:EntityDisplayName" minOccurs="0"/>
-          <xs:element ref="pc:EntityInstanceReference" minOccurs="0"/>
-          <xs:element ref="pc:EntityId1" minOccurs="0"/>
-          <xs:element ref="pc:EntityId2" minOccurs="0"/>
-          <xs:element ref="pc:EntityId3" minOccurs="0"/>
-          <xs:element ref="pc:EntityId4" minOccurs="0"/>
-          <xs:element ref="pc:EntityId5" minOccurs="0"/>
+          <xs:element minOccurs="0" ref="pc:EntityDisplayName"/>
+          <xs:element minOccurs="0" ref="pc:EntityInstanceReference"/>
+          <xs:element minOccurs="0" ref="pc:EntityId1"/>
+          <xs:element minOccurs="0" ref="pc:EntityId2"/>
+          <xs:element minOccurs="0" ref="pc:EntityId3"/>
+          <xs:element minOccurs="0" ref="pc:EntityId4"/>
+          <xs:element minOccurs="0" ref="pc:EntityId5"/>
         </xs:sequence>
       </xs:complexType>
     </xs:element>
-    <xs:element type="xs:string" name="EntityDisplayName"/>
-    <xs:element type="xs:string" name="EntityInstanceReference"/>
-    <xs:element type="xs:string" name="EntityId1"/>
-    <xs:element type="xs:string" name="EntityId2"/>
-    <xs:element type="xs:string" name="EntityId3"/>
-    <xs:element type="xs:string" name="EntityId4"/>
-    <xs:element type="xs:string" name="EntityId5"/>
+    <xs:element name="EntityDisplayName" type="xs:string"/>
+    <xs:element name="EntityInstanceReference" type="xs:string"/>
+    <xs:element name="EntityId1" type="xs:string"/>
+    <xs:element name="EntityId2" type="xs:string"/>
+    <xs:element name="EntityId3" type="xs:string"/>
+    <xs:element name="EntityId4" type="xs:string"/>
+    <xs:element name="EntityId5" type="xs:string"/>
     <xs:element name="Terms">
       <xs:complexType>
         <xs:sequence>
-          <xs:element ref="pc:TermInfo" minOccurs="0" maxOccurs="unbounded"/>
+          <xs:element minOccurs="0" maxOccurs="unbounded" ref="pc:TermInfo"/>
         </xs:sequence>
       </xs:complexType>
     </xs:element>
     <xs:element name="TermInfo">
       <xs:complexType>
         <xs:sequence>
-          <xs:element ref="pc:TermName" minOccurs="0"/>
-          <xs:element ref="pc:TermId" minOccurs="0"/>
+          <xs:element minOccurs="0" ref="pc:TermName"/>
+          <xs:element minOccurs="0" ref="pc:TermId"/>
         </xs:sequence>
       </xs:complexType>
     </xs:element>
-    <xs:element type="xs:string" name="TermName"/>
-    <xs:element type="xs:string" name="TermId"/>
+    <xs:element name="TermName" type="xs:string"/>
+    <xs:element name="TermId" type="xs:string"/>
   </xs:schema>
 </ct:contentTypeSchema>
 </file>
 
 <file path=customXml/item3.xml><?xml version="1.0" encoding="utf-8"?>
-<b:Sources xmlns="http://schemas.openxmlformats.org/officeDocument/2006/bibliography" xmlns:b="http://schemas.openxmlformats.org/officeDocument/2006/bibliography" SelectedStyle="\APA.XSL" StyleName="APA"/>
+<b:Sources xmlns:b="http://schemas.openxmlformats.org/officeDocument/2006/bibliography" xmlns="http://schemas.openxmlformats.org/officeDocument/2006/bibliography" SelectedStyle="\APA.XSL" StyleName="APA"/>
 </file>
 
 <file path=customXml/item4.xml><?xml version="1.0" encoding="utf-8"?>
-<p:properties xmlns:xsi="http://www.w3.org/2001/XMLSchema-instance" xmlns:p="http://schemas.microsoft.com/office/2006/metadata/properties" xmlns:pc="http://schemas.microsoft.com/office/infopath/2007/PartnerControls">
+<p:properties xmlns:p="http://schemas.microsoft.com/office/2006/metadata/properties" xmlns:xsi="http://www.w3.org/2001/XMLSchema-instance" xmlns:pc="http://schemas.microsoft.com/office/infopath/2007/PartnerControls">
   <documentManagement/>
 </p:properties>
 </file>
